--- a/risk-management/Отчёт - ПЗ3 - Управление рисками проекта.docx
+++ b/risk-management/Отчёт - ПЗ3 - Управление рисками проекта.docx
@@ -1570,10 +1570,295 @@
       <w:r>
         <w:rPr>
           <w:rFonts w:ascii="Times New Roman" w:hAnsi="Times New Roman"/>
+          <w:i w:val="0"/>
+          <w:sz w:val="28"/>
+        </w:rPr>
+        <w:t xml:space="preserve">Тот же реестр подготовлен для </w:t>
+      </w:r>
+      <w:r>
+        <w:rPr>
+          <w:rFonts w:ascii="Times New Roman" w:hAnsi="Times New Roman"/>
           <w:i/>
           <w:sz w:val="28"/>
         </w:rPr>
-        <w:t xml:space="preserve">[Сюда вставить скриншот листа «Карта рисков» из </w:t>
+        <w:t>Google</w:t>
+      </w:r>
+      <w:r>
+        <w:rPr>
+          <w:rFonts w:ascii="Times New Roman" w:hAnsi="Times New Roman"/>
+          <w:i w:val="0"/>
+          <w:sz w:val="28"/>
+        </w:rPr>
+        <w:t xml:space="preserve"> Таблиц (файл </w:t>
+      </w:r>
+      <w:r>
+        <w:rPr>
+          <w:rFonts w:ascii="Times New Roman" w:hAnsi="Times New Roman"/>
+          <w:i/>
+          <w:sz w:val="28"/>
+        </w:rPr>
+        <w:t>google-sheets/3</w:t>
+      </w:r>
+      <w:r>
+        <w:rPr>
+          <w:rFonts w:ascii="Times New Roman" w:hAnsi="Times New Roman"/>
+          <w:i w:val="0"/>
+          <w:sz w:val="28"/>
+        </w:rPr>
+        <w:t xml:space="preserve"> - Риски - </w:t>
+      </w:r>
+      <w:r>
+        <w:rPr>
+          <w:rFonts w:ascii="Times New Roman" w:hAnsi="Times New Roman"/>
+          <w:i/>
+          <w:sz w:val="28"/>
+        </w:rPr>
+        <w:t>DiagramCode.tsv</w:t>
+      </w:r>
+      <w:r>
+        <w:rPr>
+          <w:rFonts w:ascii="Times New Roman" w:hAnsi="Times New Roman"/>
+          <w:i w:val="0"/>
+          <w:sz w:val="28"/>
+        </w:rPr>
+        <w:t xml:space="preserve">): после импорта таблица сама вычисляет коэффициент </w:t>
+      </w:r>
+      <w:r>
+        <w:rPr>
+          <w:rFonts w:ascii="Times New Roman" w:hAnsi="Times New Roman"/>
+          <w:i/>
+          <w:sz w:val="28"/>
+        </w:rPr>
+        <w:t>H</w:t>
+      </w:r>
+      <w:r>
+        <w:rPr>
+          <w:rFonts w:ascii="Times New Roman" w:hAnsi="Times New Roman"/>
+          <w:i w:val="0"/>
+          <w:sz w:val="28"/>
+        </w:rPr>
+        <w:t xml:space="preserve"> = </w:t>
+      </w:r>
+      <w:r>
+        <w:rPr>
+          <w:rFonts w:ascii="Times New Roman" w:hAnsi="Times New Roman"/>
+          <w:i/>
+          <w:sz w:val="28"/>
+        </w:rPr>
+        <w:t>F</w:t>
+      </w:r>
+      <w:r>
+        <w:rPr>
+          <w:rFonts w:ascii="Times New Roman" w:hAnsi="Times New Roman"/>
+          <w:i w:val="0"/>
+          <w:sz w:val="28"/>
+        </w:rPr>
+        <w:t xml:space="preserve"> × </w:t>
+      </w:r>
+      <w:r>
+        <w:rPr>
+          <w:rFonts w:ascii="Times New Roman" w:hAnsi="Times New Roman"/>
+          <w:i/>
+          <w:sz w:val="28"/>
+        </w:rPr>
+        <w:t>G</w:t>
+      </w:r>
+      <w:r>
+        <w:rPr>
+          <w:rFonts w:ascii="Times New Roman" w:hAnsi="Times New Roman"/>
+          <w:i w:val="0"/>
+          <w:sz w:val="28"/>
+        </w:rPr>
+        <w:t xml:space="preserve">, место риска в рейтинге и уровень приоритета по порогам из легенды исходного шаблона (высокий — от </w:t>
+      </w:r>
+      <w:r>
+        <w:rPr>
+          <w:rFonts w:ascii="Times New Roman" w:hAnsi="Times New Roman"/>
+          <w:i/>
+          <w:sz w:val="28"/>
+        </w:rPr>
+        <w:t>0</w:t>
+      </w:r>
+      <w:r>
+        <w:rPr>
+          <w:rFonts w:ascii="Times New Roman" w:hAnsi="Times New Roman"/>
+          <w:i w:val="0"/>
+          <w:sz w:val="28"/>
+        </w:rPr>
+        <w:t>,</w:t>
+      </w:r>
+      <w:r>
+        <w:rPr>
+          <w:rFonts w:ascii="Times New Roman" w:hAnsi="Times New Roman"/>
+          <w:i/>
+          <w:sz w:val="28"/>
+        </w:rPr>
+        <w:t>505</w:t>
+      </w:r>
+      <w:r>
+        <w:rPr>
+          <w:rFonts w:ascii="Times New Roman" w:hAnsi="Times New Roman"/>
+          <w:i w:val="0"/>
+          <w:sz w:val="28"/>
+        </w:rPr>
+        <w:t xml:space="preserve">, средний — от </w:t>
+      </w:r>
+      <w:r>
+        <w:rPr>
+          <w:rFonts w:ascii="Times New Roman" w:hAnsi="Times New Roman"/>
+          <w:i/>
+          <w:sz w:val="28"/>
+        </w:rPr>
+        <w:t>0</w:t>
+      </w:r>
+      <w:r>
+        <w:rPr>
+          <w:rFonts w:ascii="Times New Roman" w:hAnsi="Times New Roman"/>
+          <w:i w:val="0"/>
+          <w:sz w:val="28"/>
+        </w:rPr>
+        <w:t>,</w:t>
+      </w:r>
+      <w:r>
+        <w:rPr>
+          <w:rFonts w:ascii="Times New Roman" w:hAnsi="Times New Roman"/>
+          <w:i/>
+          <w:sz w:val="28"/>
+        </w:rPr>
+        <w:t>14</w:t>
+      </w:r>
+      <w:r>
+        <w:rPr>
+          <w:rFonts w:ascii="Times New Roman" w:hAnsi="Times New Roman"/>
+          <w:i w:val="0"/>
+          <w:sz w:val="28"/>
+        </w:rPr>
+        <w:t xml:space="preserve"> до </w:t>
+      </w:r>
+      <w:r>
+        <w:rPr>
+          <w:rFonts w:ascii="Times New Roman" w:hAnsi="Times New Roman"/>
+          <w:i/>
+          <w:sz w:val="28"/>
+        </w:rPr>
+        <w:t>0</w:t>
+      </w:r>
+      <w:r>
+        <w:rPr>
+          <w:rFonts w:ascii="Times New Roman" w:hAnsi="Times New Roman"/>
+          <w:i w:val="0"/>
+          <w:sz w:val="28"/>
+        </w:rPr>
+        <w:t>,</w:t>
+      </w:r>
+      <w:r>
+        <w:rPr>
+          <w:rFonts w:ascii="Times New Roman" w:hAnsi="Times New Roman"/>
+          <w:i/>
+          <w:sz w:val="28"/>
+        </w:rPr>
+        <w:t>505</w:t>
+      </w:r>
+      <w:r>
+        <w:rPr>
+          <w:rFonts w:ascii="Times New Roman" w:hAnsi="Times New Roman"/>
+          <w:i w:val="0"/>
+          <w:sz w:val="28"/>
+        </w:rPr>
+        <w:t xml:space="preserve">, низкий — меньше </w:t>
+      </w:r>
+      <w:r>
+        <w:rPr>
+          <w:rFonts w:ascii="Times New Roman" w:hAnsi="Times New Roman"/>
+          <w:i/>
+          <w:sz w:val="28"/>
+        </w:rPr>
+        <w:t>0</w:t>
+      </w:r>
+      <w:r>
+        <w:rPr>
+          <w:rFonts w:ascii="Times New Roman" w:hAnsi="Times New Roman"/>
+          <w:i w:val="0"/>
+          <w:sz w:val="28"/>
+        </w:rPr>
+        <w:t>,</w:t>
+      </w:r>
+      <w:r>
+        <w:rPr>
+          <w:rFonts w:ascii="Times New Roman" w:hAnsi="Times New Roman"/>
+          <w:i/>
+          <w:sz w:val="28"/>
+        </w:rPr>
+        <w:t>14</w:t>
+      </w:r>
+      <w:r>
+        <w:rPr>
+          <w:rFonts w:ascii="Times New Roman" w:hAnsi="Times New Roman"/>
+          <w:i w:val="0"/>
+          <w:sz w:val="28"/>
+        </w:rPr>
+        <w:t xml:space="preserve">). По этим порогам ни один из девяти рисков проекта не попадает в высокий уровень: наибольший коэффициент — </w:t>
+      </w:r>
+      <w:r>
+        <w:rPr>
+          <w:rFonts w:ascii="Times New Roman" w:hAnsi="Times New Roman"/>
+          <w:i/>
+          <w:sz w:val="28"/>
+        </w:rPr>
+        <w:t>0</w:t>
+      </w:r>
+      <w:r>
+        <w:rPr>
+          <w:rFonts w:ascii="Times New Roman" w:hAnsi="Times New Roman"/>
+          <w:i w:val="0"/>
+          <w:sz w:val="28"/>
+        </w:rPr>
+        <w:t>,</w:t>
+      </w:r>
+      <w:r>
+        <w:rPr>
+          <w:rFonts w:ascii="Times New Roman" w:hAnsi="Times New Roman"/>
+          <w:i/>
+          <w:sz w:val="28"/>
+        </w:rPr>
+        <w:t>45</w:t>
+      </w:r>
+      <w:r>
+        <w:rPr>
+          <w:rFonts w:ascii="Times New Roman" w:hAnsi="Times New Roman"/>
+          <w:i w:val="0"/>
+          <w:sz w:val="28"/>
+        </w:rPr>
+        <w:t>, поэтому приоритетность внутри среднего уровня определяется порядком в рейтинге.</w:t>
+      </w:r>
+    </w:p>
+    <w:p>
+      <w:pPr>
+        <w:ind w:firstLine="709"/>
+      </w:pPr>
+      <w:r>
+        <w:rPr>
+          <w:rFonts w:ascii="Times New Roman" w:hAnsi="Times New Roman"/>
+          <w:i/>
+          <w:sz w:val="28"/>
+        </w:rPr>
+        <w:t xml:space="preserve">[Сюда вставить скриншот карты рисков из </w:t>
+      </w:r>
+      <w:r>
+        <w:rPr>
+          <w:rFonts w:ascii="Times New Roman" w:hAnsi="Times New Roman"/>
+          <w:i/>
+          <w:sz w:val="28"/>
+        </w:rPr>
+        <w:t>Google</w:t>
+      </w:r>
+      <w:r>
+        <w:rPr>
+          <w:rFonts w:ascii="Times New Roman" w:hAnsi="Times New Roman"/>
+          <w:i/>
+          <w:sz w:val="28"/>
+        </w:rPr>
+        <w:t xml:space="preserve"> Таблиц или </w:t>
       </w:r>
       <w:r>
         <w:rPr>
@@ -1589,23 +1874,7 @@
           <w:i/>
           <w:sz w:val="28"/>
         </w:rPr>
-        <w:t xml:space="preserve"> — инструкция по снятию скриншота в файле «ИНСТРУКЦИЯ - </w:t>
-      </w:r>
-      <w:r>
-        <w:rPr>
-          <w:rFonts w:ascii="Times New Roman" w:hAnsi="Times New Roman"/>
-          <w:i/>
-          <w:sz w:val="28"/>
-        </w:rPr>
-        <w:t>Excel-</w:t>
-      </w:r>
-      <w:r>
-        <w:rPr>
-          <w:rFonts w:ascii="Times New Roman" w:hAnsi="Times New Roman"/>
-          <w:i/>
-          <w:sz w:val="28"/>
-        </w:rPr>
-        <w:t>файлы (Гант и риски).</w:t>
+        <w:t xml:space="preserve"> — инструкция в файле «ЧТО ОСТАЛОСЬ СДЕЛАТЬ ТЕБЕ.</w:t>
       </w:r>
       <w:r>
         <w:rPr>
@@ -1621,7 +1890,7 @@
           <w:i/>
           <w:sz w:val="28"/>
         </w:rPr>
-        <w:t xml:space="preserve">», раздел </w:t>
+        <w:t xml:space="preserve">», шаги </w:t>
       </w:r>
       <w:r>
         <w:rPr>
@@ -1629,7 +1898,23 @@
           <w:i/>
           <w:sz w:val="28"/>
         </w:rPr>
-        <w:t>2.6</w:t>
+        <w:t>1</w:t>
+      </w:r>
+      <w:r>
+        <w:rPr>
+          <w:rFonts w:ascii="Times New Roman" w:hAnsi="Times New Roman"/>
+          <w:i/>
+          <w:sz w:val="28"/>
+        </w:rPr>
+        <w:t>–</w:t>
+      </w:r>
+      <w:r>
+        <w:rPr>
+          <w:rFonts w:ascii="Times New Roman" w:hAnsi="Times New Roman"/>
+          <w:i/>
+          <w:sz w:val="28"/>
+        </w:rPr>
+        <w:t>3</w:t>
       </w:r>
       <w:r>
         <w:rPr>

--- a/risk-management/Отчёт - ПЗ3 - Управление рисками проекта.docx
+++ b/risk-management/Отчёт - ПЗ3 - Управление рисками проекта.docx
@@ -1858,7 +1858,7 @@
           <w:i/>
           <w:sz w:val="28"/>
         </w:rPr>
-        <w:t xml:space="preserve"> Таблиц или </w:t>
+        <w:t xml:space="preserve"> Таблиц (лист «Риски») или </w:t>
       </w:r>
       <w:r>
         <w:rPr>
@@ -1890,7 +1890,7 @@
           <w:i/>
           <w:sz w:val="28"/>
         </w:rPr>
-        <w:t xml:space="preserve">», шаги </w:t>
+        <w:t xml:space="preserve">», шаг </w:t>
       </w:r>
       <w:r>
         <w:rPr>
@@ -1899,22 +1899,6 @@
           <w:sz w:val="28"/>
         </w:rPr>
         <w:t>1</w:t>
-      </w:r>
-      <w:r>
-        <w:rPr>
-          <w:rFonts w:ascii="Times New Roman" w:hAnsi="Times New Roman"/>
-          <w:i/>
-          <w:sz w:val="28"/>
-        </w:rPr>
-        <w:t>–</w:t>
-      </w:r>
-      <w:r>
-        <w:rPr>
-          <w:rFonts w:ascii="Times New Roman" w:hAnsi="Times New Roman"/>
-          <w:i/>
-          <w:sz w:val="28"/>
-        </w:rPr>
-        <w:t>3</w:t>
       </w:r>
       <w:r>
         <w:rPr>
